--- a/DeepSkilling/Module-9/React(10-19).docx
+++ b/DeepSkilling/Module-9/React(10-19).docx
@@ -877,21 +877,12 @@
       <w:r>
         <w:t xml:space="preserve">, using the </w:t>
       </w:r>
-      <w:proofErr w:type="gramStart"/>
-      <w:r>
-        <w:rPr>
-          <w:b/>
-          <w:bCs/>
-        </w:rPr>
-        <w:t>map(</w:t>
-      </w:r>
-      <w:proofErr w:type="gramEnd"/>
-      <w:r>
-        <w:rPr>
-          <w:b/>
-          <w:bCs/>
-        </w:rPr>
-        <w:t>)</w:t>
+      <w:r>
+        <w:rPr>
+          <w:b/>
+          <w:bCs/>
+        </w:rPr>
+        <w:t>map()</w:t>
       </w:r>
       <w:r>
         <w:t xml:space="preserve"> function, and displaying lists with </w:t>
@@ -1904,28 +1895,15 @@
         <w:t>REST API</w:t>
       </w:r>
       <w:r>
-        <w:t xml:space="preserve"> using the </w:t>
-      </w:r>
-      <w:proofErr w:type="gramStart"/>
-      <w:r>
-        <w:t>fetch(</w:t>
-      </w:r>
-      <w:proofErr w:type="gramEnd"/>
-      <w:r>
-        <w:t xml:space="preserve">) method inside the </w:t>
+        <w:t xml:space="preserve"> using the fetch() method inside the </w:t>
       </w:r>
       <w:proofErr w:type="spellStart"/>
-      <w:proofErr w:type="gramStart"/>
       <w:r>
         <w:t>componentDidMount</w:t>
       </w:r>
       <w:proofErr w:type="spellEnd"/>
       <w:r>
-        <w:t>(</w:t>
-      </w:r>
-      <w:proofErr w:type="gramEnd"/>
-      <w:r>
-        <w:t xml:space="preserve">) lifecycle method and displays the user's </w:t>
+        <w:t xml:space="preserve">() lifecycle method and displays the user's </w:t>
       </w:r>
       <w:r>
         <w:rPr>
